--- a/tillsyn/A 6917-2025 tillsynsbegäran.docx
+++ b/tillsyn/A 6917-2025 tillsynsbegäran.docx
@@ -218,7 +218,7 @@
     <w:r>
       <w:tab/>
       <w:tab/>
-      <w:t>2025-02-14</w:t>
+      <w:t>2025-02-15</w:t>
       <w:br/>
       <w:br/>
     </w:r>

--- a/tillsyn/A 6917-2025 tillsynsbegäran.docx
+++ b/tillsyn/A 6917-2025 tillsynsbegäran.docx
@@ -218,7 +218,7 @@
     <w:r>
       <w:tab/>
       <w:tab/>
-      <w:t>2025-02-15</w:t>
+      <w:t>2025-02-16</w:t>
       <w:br/>
       <w:br/>
     </w:r>

--- a/tillsyn/A 6917-2025 tillsynsbegäran.docx
+++ b/tillsyn/A 6917-2025 tillsynsbegäran.docx
@@ -218,7 +218,7 @@
     <w:r>
       <w:tab/>
       <w:tab/>
-      <w:t>2025-02-16</w:t>
+      <w:t>2025-02-17</w:t>
       <w:br/>
       <w:br/>
     </w:r>

--- a/tillsyn/A 6917-2025 tillsynsbegäran.docx
+++ b/tillsyn/A 6917-2025 tillsynsbegäran.docx
@@ -218,7 +218,7 @@
     <w:r>
       <w:tab/>
       <w:tab/>
-      <w:t>2025-02-17</w:t>
+      <w:t>2025-02-18</w:t>
       <w:br/>
       <w:br/>
     </w:r>

--- a/tillsyn/A 6917-2025 tillsynsbegäran.docx
+++ b/tillsyn/A 6917-2025 tillsynsbegäran.docx
@@ -218,7 +218,7 @@
     <w:r>
       <w:tab/>
       <w:tab/>
-      <w:t>2025-02-18</w:t>
+      <w:t>2025-02-19</w:t>
       <w:br/>
       <w:br/>
     </w:r>

--- a/tillsyn/A 6917-2025 tillsynsbegäran.docx
+++ b/tillsyn/A 6917-2025 tillsynsbegäran.docx
@@ -218,7 +218,7 @@
     <w:r>
       <w:tab/>
       <w:tab/>
-      <w:t>2025-02-19</w:t>
+      <w:t>2025-02-20</w:t>
       <w:br/>
       <w:br/>
     </w:r>

--- a/tillsyn/A 6917-2025 tillsynsbegäran.docx
+++ b/tillsyn/A 6917-2025 tillsynsbegäran.docx
@@ -218,7 +218,7 @@
     <w:r>
       <w:tab/>
       <w:tab/>
-      <w:t>2025-03-02</w:t>
+      <w:t>2025-03-03</w:t>
       <w:br/>
       <w:br/>
     </w:r>

--- a/tillsyn/A 6917-2025 tillsynsbegäran.docx
+++ b/tillsyn/A 6917-2025 tillsynsbegäran.docx
@@ -218,7 +218,7 @@
     <w:r>
       <w:tab/>
       <w:tab/>
-      <w:t>2025-03-03</w:t>
+      <w:t>2025-03-04</w:t>
       <w:br/>
       <w:br/>
     </w:r>

--- a/tillsyn/A 6917-2025 tillsynsbegäran.docx
+++ b/tillsyn/A 6917-2025 tillsynsbegäran.docx
@@ -218,7 +218,7 @@
     <w:r>
       <w:tab/>
       <w:tab/>
-      <w:t>2025-03-04</w:t>
+      <w:t>2025-03-05</w:t>
       <w:br/>
       <w:br/>
     </w:r>

--- a/tillsyn/A 6917-2025 tillsynsbegäran.docx
+++ b/tillsyn/A 6917-2025 tillsynsbegäran.docx
@@ -218,7 +218,7 @@
     <w:r>
       <w:tab/>
       <w:tab/>
-      <w:t>2025-03-05</w:t>
+      <w:t>2025-03-06</w:t>
       <w:br/>
       <w:br/>
     </w:r>

--- a/tillsyn/A 6917-2025 tillsynsbegäran.docx
+++ b/tillsyn/A 6917-2025 tillsynsbegäran.docx
@@ -218,7 +218,7 @@
     <w:r>
       <w:tab/>
       <w:tab/>
-      <w:t>2025-03-06</w:t>
+      <w:t>2025-03-07</w:t>
       <w:br/>
       <w:br/>
     </w:r>

--- a/tillsyn/A 6917-2025 tillsynsbegäran.docx
+++ b/tillsyn/A 6917-2025 tillsynsbegäran.docx
@@ -218,7 +218,7 @@
     <w:r>
       <w:tab/>
       <w:tab/>
-      <w:t>2025-03-07</w:t>
+      <w:t>2025-03-08</w:t>
       <w:br/>
       <w:br/>
     </w:r>

--- a/tillsyn/A 6917-2025 tillsynsbegäran.docx
+++ b/tillsyn/A 6917-2025 tillsynsbegäran.docx
@@ -218,7 +218,7 @@
     <w:r>
       <w:tab/>
       <w:tab/>
-      <w:t>2025-03-08</w:t>
+      <w:t>2025-03-09</w:t>
       <w:br/>
       <w:br/>
     </w:r>

--- a/tillsyn/A 6917-2025 tillsynsbegäran.docx
+++ b/tillsyn/A 6917-2025 tillsynsbegäran.docx
@@ -218,7 +218,7 @@
     <w:r>
       <w:tab/>
       <w:tab/>
-      <w:t>2025-03-09</w:t>
+      <w:t>2025-03-10</w:t>
       <w:br/>
       <w:br/>
     </w:r>

--- a/tillsyn/A 6917-2025 tillsynsbegäran.docx
+++ b/tillsyn/A 6917-2025 tillsynsbegäran.docx
@@ -218,7 +218,7 @@
     <w:r>
       <w:tab/>
       <w:tab/>
-      <w:t>2025-03-10</w:t>
+      <w:t>2025-03-11</w:t>
       <w:br/>
       <w:br/>
     </w:r>

--- a/tillsyn/A 6917-2025 tillsynsbegäran.docx
+++ b/tillsyn/A 6917-2025 tillsynsbegäran.docx
@@ -218,7 +218,7 @@
     <w:r>
       <w:tab/>
       <w:tab/>
-      <w:t>2025-03-11</w:t>
+      <w:t>2025-03-12</w:t>
       <w:br/>
       <w:br/>
     </w:r>

--- a/tillsyn/A 6917-2025 tillsynsbegäran.docx
+++ b/tillsyn/A 6917-2025 tillsynsbegäran.docx
@@ -218,7 +218,7 @@
     <w:r>
       <w:tab/>
       <w:tab/>
-      <w:t>2025-03-12</w:t>
+      <w:t>2025-03-13</w:t>
       <w:br/>
       <w:br/>
     </w:r>

--- a/tillsyn/A 6917-2025 tillsynsbegäran.docx
+++ b/tillsyn/A 6917-2025 tillsynsbegäran.docx
@@ -218,7 +218,7 @@
     <w:r>
       <w:tab/>
       <w:tab/>
-      <w:t>2025-03-13</w:t>
+      <w:t>2025-03-14</w:t>
       <w:br/>
       <w:br/>
     </w:r>

--- a/tillsyn/A 6917-2025 tillsynsbegäran.docx
+++ b/tillsyn/A 6917-2025 tillsynsbegäran.docx
@@ -218,7 +218,7 @@
     <w:r>
       <w:tab/>
       <w:tab/>
-      <w:t>2025-03-14</w:t>
+      <w:t>2025-03-15</w:t>
       <w:br/>
       <w:br/>
     </w:r>

--- a/tillsyn/A 6917-2025 tillsynsbegäran.docx
+++ b/tillsyn/A 6917-2025 tillsynsbegäran.docx
@@ -218,7 +218,7 @@
     <w:r>
       <w:tab/>
       <w:tab/>
-      <w:t>2025-03-15</w:t>
+      <w:t>2025-03-16</w:t>
       <w:br/>
       <w:br/>
     </w:r>

--- a/tillsyn/A 6917-2025 tillsynsbegäran.docx
+++ b/tillsyn/A 6917-2025 tillsynsbegäran.docx
@@ -218,7 +218,7 @@
     <w:r>
       <w:tab/>
       <w:tab/>
-      <w:t>2025-03-16</w:t>
+      <w:t>2025-03-17</w:t>
       <w:br/>
       <w:br/>
     </w:r>

--- a/tillsyn/A 6917-2025 tillsynsbegäran.docx
+++ b/tillsyn/A 6917-2025 tillsynsbegäran.docx
@@ -218,7 +218,7 @@
     <w:r>
       <w:tab/>
       <w:tab/>
-      <w:t>2025-03-17</w:t>
+      <w:t>2025-03-18</w:t>
       <w:br/>
       <w:br/>
     </w:r>

--- a/tillsyn/A 6917-2025 tillsynsbegäran.docx
+++ b/tillsyn/A 6917-2025 tillsynsbegäran.docx
@@ -218,7 +218,7 @@
     <w:r>
       <w:tab/>
       <w:tab/>
-      <w:t>2025-03-18</w:t>
+      <w:t>2025-03-19</w:t>
       <w:br/>
       <w:br/>
     </w:r>

--- a/tillsyn/A 6917-2025 tillsynsbegäran.docx
+++ b/tillsyn/A 6917-2025 tillsynsbegäran.docx
@@ -218,7 +218,7 @@
     <w:r>
       <w:tab/>
       <w:tab/>
-      <w:t>2025-03-19</w:t>
+      <w:t>2025-03-20</w:t>
       <w:br/>
       <w:br/>
     </w:r>

--- a/tillsyn/A 6917-2025 tillsynsbegäran.docx
+++ b/tillsyn/A 6917-2025 tillsynsbegäran.docx
@@ -218,7 +218,7 @@
     <w:r>
       <w:tab/>
       <w:tab/>
-      <w:t>2025-03-20</w:t>
+      <w:t>2025-03-21</w:t>
       <w:br/>
       <w:br/>
     </w:r>

--- a/tillsyn/A 6917-2025 tillsynsbegäran.docx
+++ b/tillsyn/A 6917-2025 tillsynsbegäran.docx
@@ -218,7 +218,7 @@
     <w:r>
       <w:tab/>
       <w:tab/>
-      <w:t>2025-03-21</w:t>
+      <w:t>2025-03-22</w:t>
       <w:br/>
       <w:br/>
     </w:r>

--- a/tillsyn/A 6917-2025 tillsynsbegäran.docx
+++ b/tillsyn/A 6917-2025 tillsynsbegäran.docx
@@ -218,7 +218,7 @@
     <w:r>
       <w:tab/>
       <w:tab/>
-      <w:t>2025-03-22</w:t>
+      <w:t>2025-03-23</w:t>
       <w:br/>
       <w:br/>
     </w:r>

--- a/tillsyn/A 6917-2025 tillsynsbegäran.docx
+++ b/tillsyn/A 6917-2025 tillsynsbegäran.docx
@@ -218,7 +218,7 @@
     <w:r>
       <w:tab/>
       <w:tab/>
-      <w:t>2025-03-23</w:t>
+      <w:t>2025-03-24</w:t>
       <w:br/>
       <w:br/>
     </w:r>

--- a/tillsyn/A 6917-2025 tillsynsbegäran.docx
+++ b/tillsyn/A 6917-2025 tillsynsbegäran.docx
@@ -218,7 +218,7 @@
     <w:r>
       <w:tab/>
       <w:tab/>
-      <w:t>2025-03-24</w:t>
+      <w:t>2025-03-25</w:t>
       <w:br/>
       <w:br/>
     </w:r>

--- a/tillsyn/A 6917-2025 tillsynsbegäran.docx
+++ b/tillsyn/A 6917-2025 tillsynsbegäran.docx
@@ -218,7 +218,7 @@
     <w:r>
       <w:tab/>
       <w:tab/>
-      <w:t>2025-03-25</w:t>
+      <w:t>2025-03-26</w:t>
       <w:br/>
       <w:br/>
     </w:r>

--- a/tillsyn/A 6917-2025 tillsynsbegäran.docx
+++ b/tillsyn/A 6917-2025 tillsynsbegäran.docx
@@ -218,7 +218,7 @@
     <w:r>
       <w:tab/>
       <w:tab/>
-      <w:t>2025-03-26</w:t>
+      <w:t>2025-03-27</w:t>
       <w:br/>
       <w:br/>
     </w:r>

--- a/tillsyn/A 6917-2025 tillsynsbegäran.docx
+++ b/tillsyn/A 6917-2025 tillsynsbegäran.docx
@@ -218,7 +218,7 @@
     <w:r>
       <w:tab/>
       <w:tab/>
-      <w:t>2025-03-27</w:t>
+      <w:t>2025-03-28</w:t>
       <w:br/>
       <w:br/>
     </w:r>

--- a/tillsyn/A 6917-2025 tillsynsbegäran.docx
+++ b/tillsyn/A 6917-2025 tillsynsbegäran.docx
@@ -218,7 +218,7 @@
     <w:r>
       <w:tab/>
       <w:tab/>
-      <w:t>2025-04-02</w:t>
+      <w:t>2025-04-03</w:t>
       <w:br/>
       <w:br/>
     </w:r>

--- a/tillsyn/A 6917-2025 tillsynsbegäran.docx
+++ b/tillsyn/A 6917-2025 tillsynsbegäran.docx
@@ -218,7 +218,7 @@
     <w:r>
       <w:tab/>
       <w:tab/>
-      <w:t>2025-04-03</w:t>
+      <w:t>2025-04-05</w:t>
       <w:br/>
       <w:br/>
     </w:r>

--- a/tillsyn/A 6917-2025 tillsynsbegäran.docx
+++ b/tillsyn/A 6917-2025 tillsynsbegäran.docx
@@ -218,7 +218,7 @@
     <w:r>
       <w:tab/>
       <w:tab/>
-      <w:t>2025-04-05</w:t>
+      <w:t>2025-04-06</w:t>
       <w:br/>
       <w:br/>
     </w:r>

--- a/tillsyn/A 6917-2025 tillsynsbegäran.docx
+++ b/tillsyn/A 6917-2025 tillsynsbegäran.docx
@@ -218,7 +218,7 @@
     <w:r>
       <w:tab/>
       <w:tab/>
-      <w:t>2025-04-06</w:t>
+      <w:t>2025-04-07</w:t>
       <w:br/>
       <w:br/>
     </w:r>

--- a/tillsyn/A 6917-2025 tillsynsbegäran.docx
+++ b/tillsyn/A 6917-2025 tillsynsbegäran.docx
@@ -218,7 +218,7 @@
     <w:r>
       <w:tab/>
       <w:tab/>
-      <w:t>2025-04-07</w:t>
+      <w:t>2025-04-08</w:t>
       <w:br/>
       <w:br/>
     </w:r>

--- a/tillsyn/A 6917-2025 tillsynsbegäran.docx
+++ b/tillsyn/A 6917-2025 tillsynsbegäran.docx
@@ -218,7 +218,7 @@
     <w:r>
       <w:tab/>
       <w:tab/>
-      <w:t>2025-04-08</w:t>
+      <w:t>2025-04-09</w:t>
       <w:br/>
       <w:br/>
     </w:r>

--- a/tillsyn/A 6917-2025 tillsynsbegäran.docx
+++ b/tillsyn/A 6917-2025 tillsynsbegäran.docx
@@ -90,6 +90,17 @@
         <w:t>Figur 1. Fyndplatser för naturvårdsarter i det avverkningsanmälda området (röd linje). Markörer utan svart kant är placerade på fyndplatsen. Markörer med svart kant är placerade vid sidan av fyndplatsen och har ett svart streck som visar fyndplatsens exakta position. Kartans mittpunktskoordinat är N 6245739, E 476020 i SWEREF 99 TM.</w:t>
       </w:r>
     </w:p>
+    <w:p>
+      <w:r>
+        <w:rPr>
+          <w:b/>
+        </w:rPr>
+        <w:t xml:space="preserve">Fyrflikig jordstjärna (NT) </w:t>
+      </w:r>
+      <w:r>
+        <w:t>är en nedbrytare i löv- eller barrförna i skogsmark på väl dränerade och mer eller mindre kalkrika jordar. Den är främst funnen i örtrika gamla barrskogar, med eller utan lövträdsinslag, där den växer i nakna eller mosstäckta välutvecklade barrmattor, under gran, tall, en och ibland idegran. Artens växtplatser, och även den närliggande skogsmiljön kring växtplatserna, bör undantas från slutavverkning och genomgripande gallringar (SLU Artdatabanken, 2024).</w:t>
+      </w:r>
+    </w:p>
     <w:sectPr>
       <w:headerReference w:type="even" r:id="rId8"/>
       <w:headerReference w:type="default" r:id="rId9"/>
@@ -218,7 +229,7 @@
     <w:r>
       <w:tab/>
       <w:tab/>
-      <w:t>2025-04-09</w:t>
+      <w:t>2025-04-10</w:t>
       <w:br/>
       <w:br/>
     </w:r>

--- a/tillsyn/A 6917-2025 tillsynsbegäran.docx
+++ b/tillsyn/A 6917-2025 tillsynsbegäran.docx
@@ -229,7 +229,7 @@
     <w:r>
       <w:tab/>
       <w:tab/>
-      <w:t>2025-04-10</w:t>
+      <w:t>2025-04-11</w:t>
       <w:br/>
       <w:br/>
     </w:r>

--- a/tillsyn/A 6917-2025 tillsynsbegäran.docx
+++ b/tillsyn/A 6917-2025 tillsynsbegäran.docx
@@ -229,7 +229,7 @@
     <w:r>
       <w:tab/>
       <w:tab/>
-      <w:t>2025-04-11</w:t>
+      <w:t>2025-04-12</w:t>
       <w:br/>
       <w:br/>
     </w:r>

--- a/tillsyn/A 6917-2025 tillsynsbegäran.docx
+++ b/tillsyn/A 6917-2025 tillsynsbegäran.docx
@@ -229,7 +229,7 @@
     <w:r>
       <w:tab/>
       <w:tab/>
-      <w:t>2025-04-12</w:t>
+      <w:t>2025-04-13</w:t>
       <w:br/>
       <w:br/>
     </w:r>

--- a/tillsyn/A 6917-2025 tillsynsbegäran.docx
+++ b/tillsyn/A 6917-2025 tillsynsbegäran.docx
@@ -229,7 +229,7 @@
     <w:r>
       <w:tab/>
       <w:tab/>
-      <w:t>2025-04-13</w:t>
+      <w:t>2025-04-14</w:t>
       <w:br/>
       <w:br/>
     </w:r>

--- a/tillsyn/A 6917-2025 tillsynsbegäran.docx
+++ b/tillsyn/A 6917-2025 tillsynsbegäran.docx
@@ -229,7 +229,7 @@
     <w:r>
       <w:tab/>
       <w:tab/>
-      <w:t>2025-04-14</w:t>
+      <w:t>2025-04-15</w:t>
       <w:br/>
       <w:br/>
     </w:r>

--- a/tillsyn/A 6917-2025 tillsynsbegäran.docx
+++ b/tillsyn/A 6917-2025 tillsynsbegäran.docx
@@ -229,7 +229,7 @@
     <w:r>
       <w:tab/>
       <w:tab/>
-      <w:t>2025-04-15</w:t>
+      <w:t>2025-04-16</w:t>
       <w:br/>
       <w:br/>
     </w:r>

--- a/tillsyn/A 6917-2025 tillsynsbegäran.docx
+++ b/tillsyn/A 6917-2025 tillsynsbegäran.docx
@@ -229,7 +229,7 @@
     <w:r>
       <w:tab/>
       <w:tab/>
-      <w:t>2025-04-16</w:t>
+      <w:t>2025-04-17</w:t>
       <w:br/>
       <w:br/>
     </w:r>

--- a/tillsyn/A 6917-2025 tillsynsbegäran.docx
+++ b/tillsyn/A 6917-2025 tillsynsbegäran.docx
@@ -229,7 +229,7 @@
     <w:r>
       <w:tab/>
       <w:tab/>
-      <w:t>2025-04-17</w:t>
+      <w:t>2025-04-18</w:t>
       <w:br/>
       <w:br/>
     </w:r>

--- a/tillsyn/A 6917-2025 tillsynsbegäran.docx
+++ b/tillsyn/A 6917-2025 tillsynsbegäran.docx
@@ -229,7 +229,7 @@
     <w:r>
       <w:tab/>
       <w:tab/>
-      <w:t>2025-05-03</w:t>
+      <w:t>2025-05-04</w:t>
       <w:br/>
       <w:br/>
     </w:r>

--- a/tillsyn/A 6917-2025 tillsynsbegäran.docx
+++ b/tillsyn/A 6917-2025 tillsynsbegäran.docx
@@ -229,7 +229,7 @@
     <w:r>
       <w:tab/>
       <w:tab/>
-      <w:t>2025-05-04</w:t>
+      <w:t>2025-05-06</w:t>
       <w:br/>
       <w:br/>
     </w:r>

--- a/tillsyn/A 6917-2025 tillsynsbegäran.docx
+++ b/tillsyn/A 6917-2025 tillsynsbegäran.docx
@@ -229,7 +229,7 @@
     <w:r>
       <w:tab/>
       <w:tab/>
-      <w:t>2025-05-06</w:t>
+      <w:t>2025-05-07</w:t>
       <w:br/>
       <w:br/>
     </w:r>

--- a/tillsyn/A 6917-2025 tillsynsbegäran.docx
+++ b/tillsyn/A 6917-2025 tillsynsbegäran.docx
@@ -229,7 +229,7 @@
     <w:r>
       <w:tab/>
       <w:tab/>
-      <w:t>2025-05-07</w:t>
+      <w:t>2025-05-08</w:t>
       <w:br/>
       <w:br/>
     </w:r>

--- a/tillsyn/A 6917-2025 tillsynsbegäran.docx
+++ b/tillsyn/A 6917-2025 tillsynsbegäran.docx
@@ -229,7 +229,7 @@
     <w:r>
       <w:tab/>
       <w:tab/>
-      <w:t>2025-05-08</w:t>
+      <w:t>2025-05-09</w:t>
       <w:br/>
       <w:br/>
     </w:r>

--- a/tillsyn/A 6917-2025 tillsynsbegäran.docx
+++ b/tillsyn/A 6917-2025 tillsynsbegäran.docx
@@ -229,7 +229,7 @@
     <w:r>
       <w:tab/>
       <w:tab/>
-      <w:t>2025-05-09</w:t>
+      <w:t>2025-05-10</w:t>
       <w:br/>
       <w:br/>
     </w:r>

--- a/tillsyn/A 6917-2025 tillsynsbegäran.docx
+++ b/tillsyn/A 6917-2025 tillsynsbegäran.docx
@@ -229,7 +229,7 @@
     <w:r>
       <w:tab/>
       <w:tab/>
-      <w:t>2025-05-10</w:t>
+      <w:t>2025-05-11</w:t>
       <w:br/>
       <w:br/>
     </w:r>

--- a/tillsyn/A 6917-2025 tillsynsbegäran.docx
+++ b/tillsyn/A 6917-2025 tillsynsbegäran.docx
@@ -229,7 +229,7 @@
     <w:r>
       <w:tab/>
       <w:tab/>
-      <w:t>2025-05-11</w:t>
+      <w:t>2025-05-12</w:t>
       <w:br/>
       <w:br/>
     </w:r>

--- a/tillsyn/A 6917-2025 tillsynsbegäran.docx
+++ b/tillsyn/A 6917-2025 tillsynsbegäran.docx
@@ -229,7 +229,7 @@
     <w:r>
       <w:tab/>
       <w:tab/>
-      <w:t>2025-05-12</w:t>
+      <w:t>2025-05-13</w:t>
       <w:br/>
       <w:br/>
     </w:r>

--- a/tillsyn/A 6917-2025 tillsynsbegäran.docx
+++ b/tillsyn/A 6917-2025 tillsynsbegäran.docx
@@ -229,7 +229,7 @@
     <w:r>
       <w:tab/>
       <w:tab/>
-      <w:t>2025-05-13</w:t>
+      <w:t>2025-05-14</w:t>
       <w:br/>
       <w:br/>
     </w:r>

--- a/tillsyn/A 6917-2025 tillsynsbegäran.docx
+++ b/tillsyn/A 6917-2025 tillsynsbegäran.docx
@@ -229,7 +229,7 @@
     <w:r>
       <w:tab/>
       <w:tab/>
-      <w:t>2025-05-14</w:t>
+      <w:t>2025-05-15</w:t>
       <w:br/>
       <w:br/>
     </w:r>

--- a/tillsyn/A 6917-2025 tillsynsbegäran.docx
+++ b/tillsyn/A 6917-2025 tillsynsbegäran.docx
@@ -229,7 +229,7 @@
     <w:r>
       <w:tab/>
       <w:tab/>
-      <w:t>2025-05-15</w:t>
+      <w:t>2025-05-16</w:t>
       <w:br/>
       <w:br/>
     </w:r>

--- a/tillsyn/A 6917-2025 tillsynsbegäran.docx
+++ b/tillsyn/A 6917-2025 tillsynsbegäran.docx
@@ -229,7 +229,7 @@
     <w:r>
       <w:tab/>
       <w:tab/>
-      <w:t>2025-05-16</w:t>
+      <w:t>2025-05-17</w:t>
       <w:br/>
       <w:br/>
     </w:r>

--- a/tillsyn/A 6917-2025 tillsynsbegäran.docx
+++ b/tillsyn/A 6917-2025 tillsynsbegäran.docx
@@ -229,7 +229,7 @@
     <w:r>
       <w:tab/>
       <w:tab/>
-      <w:t>2025-05-17</w:t>
+      <w:t>2025-05-18</w:t>
       <w:br/>
       <w:br/>
     </w:r>

--- a/tillsyn/A 6917-2025 tillsynsbegäran.docx
+++ b/tillsyn/A 6917-2025 tillsynsbegäran.docx
@@ -229,7 +229,7 @@
     <w:r>
       <w:tab/>
       <w:tab/>
-      <w:t>2025-05-18</w:t>
+      <w:t>2025-05-19</w:t>
       <w:br/>
       <w:br/>
     </w:r>

--- a/tillsyn/A 6917-2025 tillsynsbegäran.docx
+++ b/tillsyn/A 6917-2025 tillsynsbegäran.docx
@@ -229,7 +229,7 @@
     <w:r>
       <w:tab/>
       <w:tab/>
-      <w:t>2025-05-19</w:t>
+      <w:t>2025-05-20</w:t>
       <w:br/>
       <w:br/>
     </w:r>

--- a/tillsyn/A 6917-2025 tillsynsbegäran.docx
+++ b/tillsyn/A 6917-2025 tillsynsbegäran.docx
@@ -229,7 +229,7 @@
     <w:r>
       <w:tab/>
       <w:tab/>
-      <w:t>2025-05-20</w:t>
+      <w:t>2025-05-21</w:t>
       <w:br/>
       <w:br/>
     </w:r>

--- a/tillsyn/A 6917-2025 tillsynsbegäran.docx
+++ b/tillsyn/A 6917-2025 tillsynsbegäran.docx
@@ -229,7 +229,7 @@
     <w:r>
       <w:tab/>
       <w:tab/>
-      <w:t>2025-05-21</w:t>
+      <w:t>2025-05-22</w:t>
       <w:br/>
       <w:br/>
     </w:r>

--- a/tillsyn/A 6917-2025 tillsynsbegäran.docx
+++ b/tillsyn/A 6917-2025 tillsynsbegäran.docx
@@ -229,7 +229,7 @@
     <w:r>
       <w:tab/>
       <w:tab/>
-      <w:t>2025-05-22</w:t>
+      <w:t>2025-05-23</w:t>
       <w:br/>
       <w:br/>
     </w:r>

--- a/tillsyn/A 6917-2025 tillsynsbegäran.docx
+++ b/tillsyn/A 6917-2025 tillsynsbegäran.docx
@@ -229,7 +229,7 @@
     <w:r>
       <w:tab/>
       <w:tab/>
-      <w:t>2025-05-23</w:t>
+      <w:t>2025-05-24</w:t>
       <w:br/>
       <w:br/>
     </w:r>

--- a/tillsyn/A 6917-2025 tillsynsbegäran.docx
+++ b/tillsyn/A 6917-2025 tillsynsbegäran.docx
@@ -229,7 +229,7 @@
     <w:r>
       <w:tab/>
       <w:tab/>
-      <w:t>2025-05-24</w:t>
+      <w:t>2025-05-25</w:t>
       <w:br/>
       <w:br/>
     </w:r>

--- a/tillsyn/A 6917-2025 tillsynsbegäran.docx
+++ b/tillsyn/A 6917-2025 tillsynsbegäran.docx
@@ -229,7 +229,7 @@
     <w:r>
       <w:tab/>
       <w:tab/>
-      <w:t>2025-05-25</w:t>
+      <w:t>2025-05-26</w:t>
       <w:br/>
       <w:br/>
     </w:r>

--- a/tillsyn/A 6917-2025 tillsynsbegäran.docx
+++ b/tillsyn/A 6917-2025 tillsynsbegäran.docx
@@ -229,7 +229,7 @@
     <w:r>
       <w:tab/>
       <w:tab/>
-      <w:t>2025-05-26</w:t>
+      <w:t>2025-05-27</w:t>
       <w:br/>
       <w:br/>
     </w:r>

--- a/tillsyn/A 6917-2025 tillsynsbegäran.docx
+++ b/tillsyn/A 6917-2025 tillsynsbegäran.docx
@@ -229,7 +229,7 @@
     <w:r>
       <w:tab/>
       <w:tab/>
-      <w:t>2025-05-27</w:t>
+      <w:t>2025-05-30</w:t>
       <w:br/>
       <w:br/>
     </w:r>

--- a/tillsyn/A 6917-2025 tillsynsbegäran.docx
+++ b/tillsyn/A 6917-2025 tillsynsbegäran.docx
@@ -229,7 +229,7 @@
     <w:r>
       <w:tab/>
       <w:tab/>
-      <w:t>2025-05-30</w:t>
+      <w:t>2025-06-01</w:t>
       <w:br/>
       <w:br/>
     </w:r>

--- a/tillsyn/A 6917-2025 tillsynsbegäran.docx
+++ b/tillsyn/A 6917-2025 tillsynsbegäran.docx
@@ -229,7 +229,7 @@
     <w:r>
       <w:tab/>
       <w:tab/>
-      <w:t>2025-06-01</w:t>
+      <w:t>2025-06-02</w:t>
       <w:br/>
       <w:br/>
     </w:r>

--- a/tillsyn/A 6917-2025 tillsynsbegäran.docx
+++ b/tillsyn/A 6917-2025 tillsynsbegäran.docx
@@ -229,7 +229,7 @@
     <w:r>
       <w:tab/>
       <w:tab/>
-      <w:t>2025-06-02</w:t>
+      <w:t>2025-06-03</w:t>
       <w:br/>
       <w:br/>
     </w:r>

--- a/tillsyn/A 6917-2025 tillsynsbegäran.docx
+++ b/tillsyn/A 6917-2025 tillsynsbegäran.docx
@@ -229,7 +229,7 @@
     <w:r>
       <w:tab/>
       <w:tab/>
-      <w:t>2025-06-03</w:t>
+      <w:t>2025-06-04</w:t>
       <w:br/>
       <w:br/>
     </w:r>

--- a/tillsyn/A 6917-2025 tillsynsbegäran.docx
+++ b/tillsyn/A 6917-2025 tillsynsbegäran.docx
@@ -229,7 +229,7 @@
     <w:r>
       <w:tab/>
       <w:tab/>
-      <w:t>2025-06-04</w:t>
+      <w:t>2025-06-05</w:t>
       <w:br/>
       <w:br/>
     </w:r>

--- a/tillsyn/A 6917-2025 tillsynsbegäran.docx
+++ b/tillsyn/A 6917-2025 tillsynsbegäran.docx
@@ -229,7 +229,7 @@
     <w:r>
       <w:tab/>
       <w:tab/>
-      <w:t>2025-06-05</w:t>
+      <w:t>2025-06-13</w:t>
       <w:br/>
       <w:br/>
     </w:r>

--- a/tillsyn/A 6917-2025 tillsynsbegäran.docx
+++ b/tillsyn/A 6917-2025 tillsynsbegäran.docx
@@ -229,7 +229,7 @@
     <w:r>
       <w:tab/>
       <w:tab/>
-      <w:t>2025-06-13</w:t>
+      <w:t>2025-06-15</w:t>
       <w:br/>
       <w:br/>
     </w:r>

--- a/tillsyn/A 6917-2025 tillsynsbegäran.docx
+++ b/tillsyn/A 6917-2025 tillsynsbegäran.docx
@@ -229,7 +229,7 @@
     <w:r>
       <w:tab/>
       <w:tab/>
-      <w:t>2025-06-15</w:t>
+      <w:t>2025-06-16</w:t>
       <w:br/>
       <w:br/>
     </w:r>

--- a/tillsyn/A 6917-2025 tillsynsbegäran.docx
+++ b/tillsyn/A 6917-2025 tillsynsbegäran.docx
@@ -229,7 +229,7 @@
     <w:r>
       <w:tab/>
       <w:tab/>
-      <w:t>2025-06-16</w:t>
+      <w:t>2025-06-17</w:t>
       <w:br/>
       <w:br/>
     </w:r>

--- a/tillsyn/A 6917-2025 tillsynsbegäran.docx
+++ b/tillsyn/A 6917-2025 tillsynsbegäran.docx
@@ -229,7 +229,7 @@
     <w:r>
       <w:tab/>
       <w:tab/>
-      <w:t>2025-06-17</w:t>
+      <w:t>2025-06-18</w:t>
       <w:br/>
       <w:br/>
     </w:r>

--- a/tillsyn/A 6917-2025 tillsynsbegäran.docx
+++ b/tillsyn/A 6917-2025 tillsynsbegäran.docx
@@ -229,7 +229,7 @@
     <w:r>
       <w:tab/>
       <w:tab/>
-      <w:t>2025-06-18</w:t>
+      <w:t>2025-06-19</w:t>
       <w:br/>
       <w:br/>
     </w:r>

--- a/tillsyn/A 6917-2025 tillsynsbegäran.docx
+++ b/tillsyn/A 6917-2025 tillsynsbegäran.docx
@@ -229,7 +229,7 @@
     <w:r>
       <w:tab/>
       <w:tab/>
-      <w:t>2025-06-19</w:t>
+      <w:t>2025-06-20</w:t>
       <w:br/>
       <w:br/>
     </w:r>

--- a/tillsyn/A 6917-2025 tillsynsbegäran.docx
+++ b/tillsyn/A 6917-2025 tillsynsbegäran.docx
@@ -229,7 +229,7 @@
     <w:r>
       <w:tab/>
       <w:tab/>
-      <w:t>2025-06-20</w:t>
+      <w:t>2025-06-21</w:t>
       <w:br/>
       <w:br/>
     </w:r>

--- a/tillsyn/A 6917-2025 tillsynsbegäran.docx
+++ b/tillsyn/A 6917-2025 tillsynsbegäran.docx
@@ -229,7 +229,7 @@
     <w:r>
       <w:tab/>
       <w:tab/>
-      <w:t>2025-06-21</w:t>
+      <w:t>2025-06-22</w:t>
       <w:br/>
       <w:br/>
     </w:r>

--- a/tillsyn/A 6917-2025 tillsynsbegäran.docx
+++ b/tillsyn/A 6917-2025 tillsynsbegäran.docx
@@ -229,7 +229,7 @@
     <w:r>
       <w:tab/>
       <w:tab/>
-      <w:t>2025-06-22</w:t>
+      <w:t>2025-06-23</w:t>
       <w:br/>
       <w:br/>
     </w:r>

--- a/tillsyn/A 6917-2025 tillsynsbegäran.docx
+++ b/tillsyn/A 6917-2025 tillsynsbegäran.docx
@@ -229,7 +229,7 @@
     <w:r>
       <w:tab/>
       <w:tab/>
-      <w:t>2025-06-23</w:t>
+      <w:t>2025-06-24</w:t>
       <w:br/>
       <w:br/>
     </w:r>

--- a/tillsyn/A 6917-2025 tillsynsbegäran.docx
+++ b/tillsyn/A 6917-2025 tillsynsbegäran.docx
@@ -229,7 +229,7 @@
     <w:r>
       <w:tab/>
       <w:tab/>
-      <w:t>2025-06-24</w:t>
+      <w:t>2025-06-25</w:t>
       <w:br/>
       <w:br/>
     </w:r>

--- a/tillsyn/A 6917-2025 tillsynsbegäran.docx
+++ b/tillsyn/A 6917-2025 tillsynsbegäran.docx
@@ -229,7 +229,7 @@
     <w:r>
       <w:tab/>
       <w:tab/>
-      <w:t>2025-06-25</w:t>
+      <w:t>2025-06-26</w:t>
       <w:br/>
       <w:br/>
     </w:r>

--- a/tillsyn/A 6917-2025 tillsynsbegäran.docx
+++ b/tillsyn/A 6917-2025 tillsynsbegäran.docx
@@ -229,7 +229,7 @@
     <w:r>
       <w:tab/>
       <w:tab/>
-      <w:t>2025-06-26</w:t>
+      <w:t>2025-06-27</w:t>
       <w:br/>
       <w:br/>
     </w:r>

--- a/tillsyn/A 6917-2025 tillsynsbegäran.docx
+++ b/tillsyn/A 6917-2025 tillsynsbegäran.docx
@@ -229,7 +229,7 @@
     <w:r>
       <w:tab/>
       <w:tab/>
-      <w:t>2025-06-27</w:t>
+      <w:t>2025-06-28</w:t>
       <w:br/>
       <w:br/>
     </w:r>

--- a/tillsyn/A 6917-2025 tillsynsbegäran.docx
+++ b/tillsyn/A 6917-2025 tillsynsbegäran.docx
@@ -229,7 +229,7 @@
     <w:r>
       <w:tab/>
       <w:tab/>
-      <w:t>2025-06-28</w:t>
+      <w:t>2025-06-29</w:t>
       <w:br/>
       <w:br/>
     </w:r>

--- a/tillsyn/A 6917-2025 tillsynsbegäran.docx
+++ b/tillsyn/A 6917-2025 tillsynsbegäran.docx
@@ -229,7 +229,7 @@
     <w:r>
       <w:tab/>
       <w:tab/>
-      <w:t>2025-06-29</w:t>
+      <w:t>2025-06-30</w:t>
       <w:br/>
       <w:br/>
     </w:r>

--- a/tillsyn/A 6917-2025 tillsynsbegäran.docx
+++ b/tillsyn/A 6917-2025 tillsynsbegäran.docx
@@ -229,7 +229,7 @@
     <w:r>
       <w:tab/>
       <w:tab/>
-      <w:t>2025-06-30</w:t>
+      <w:t>2025-07-01</w:t>
       <w:br/>
       <w:br/>
     </w:r>

--- a/tillsyn/A 6917-2025 tillsynsbegäran.docx
+++ b/tillsyn/A 6917-2025 tillsynsbegäran.docx
@@ -229,7 +229,7 @@
     <w:r>
       <w:tab/>
       <w:tab/>
-      <w:t>2025-07-01</w:t>
+      <w:t>2025-07-02</w:t>
       <w:br/>
       <w:br/>
     </w:r>

--- a/tillsyn/A 6917-2025 tillsynsbegäran.docx
+++ b/tillsyn/A 6917-2025 tillsynsbegäran.docx
@@ -229,7 +229,7 @@
     <w:r>
       <w:tab/>
       <w:tab/>
-      <w:t>2025-07-02</w:t>
+      <w:t>2025-07-03</w:t>
       <w:br/>
       <w:br/>
     </w:r>

--- a/tillsyn/A 6917-2025 tillsynsbegäran.docx
+++ b/tillsyn/A 6917-2025 tillsynsbegäran.docx
@@ -229,7 +229,7 @@
     <w:r>
       <w:tab/>
       <w:tab/>
-      <w:t>2025-07-03</w:t>
+      <w:t>2025-07-04</w:t>
       <w:br/>
       <w:br/>
     </w:r>

--- a/tillsyn/A 6917-2025 tillsynsbegäran.docx
+++ b/tillsyn/A 6917-2025 tillsynsbegäran.docx
@@ -229,7 +229,7 @@
     <w:r>
       <w:tab/>
       <w:tab/>
-      <w:t>2025-07-04</w:t>
+      <w:t>2025-07-05</w:t>
       <w:br/>
       <w:br/>
     </w:r>

--- a/tillsyn/A 6917-2025 tillsynsbegäran.docx
+++ b/tillsyn/A 6917-2025 tillsynsbegäran.docx
@@ -229,7 +229,7 @@
     <w:r>
       <w:tab/>
       <w:tab/>
-      <w:t>2025-07-05</w:t>
+      <w:t>2025-07-06</w:t>
       <w:br/>
       <w:br/>
     </w:r>

--- a/tillsyn/A 6917-2025 tillsynsbegäran.docx
+++ b/tillsyn/A 6917-2025 tillsynsbegäran.docx
@@ -229,7 +229,7 @@
     <w:r>
       <w:tab/>
       <w:tab/>
-      <w:t>2025-07-06</w:t>
+      <w:t>2025-07-07</w:t>
       <w:br/>
       <w:br/>
     </w:r>

--- a/tillsyn/A 6917-2025 tillsynsbegäran.docx
+++ b/tillsyn/A 6917-2025 tillsynsbegäran.docx
@@ -229,7 +229,7 @@
     <w:r>
       <w:tab/>
       <w:tab/>
-      <w:t>2025-07-07</w:t>
+      <w:t>2025-07-08</w:t>
       <w:br/>
       <w:br/>
     </w:r>

--- a/tillsyn/A 6917-2025 tillsynsbegäran.docx
+++ b/tillsyn/A 6917-2025 tillsynsbegäran.docx
@@ -229,7 +229,7 @@
     <w:r>
       <w:tab/>
       <w:tab/>
-      <w:t>2025-07-08</w:t>
+      <w:t>2025-07-09</w:t>
       <w:br/>
       <w:br/>
     </w:r>

--- a/tillsyn/A 6917-2025 tillsynsbegäran.docx
+++ b/tillsyn/A 6917-2025 tillsynsbegäran.docx
@@ -229,7 +229,7 @@
     <w:r>
       <w:tab/>
       <w:tab/>
-      <w:t>2025-07-09</w:t>
+      <w:t>2025-07-11</w:t>
       <w:br/>
       <w:br/>
     </w:r>

--- a/tillsyn/A 6917-2025 tillsynsbegäran.docx
+++ b/tillsyn/A 6917-2025 tillsynsbegäran.docx
@@ -229,7 +229,7 @@
     <w:r>
       <w:tab/>
       <w:tab/>
-      <w:t>2025-07-11</w:t>
+      <w:t>2025-07-12</w:t>
       <w:br/>
       <w:br/>
     </w:r>

--- a/tillsyn/A 6917-2025 tillsynsbegäran.docx
+++ b/tillsyn/A 6917-2025 tillsynsbegäran.docx
@@ -229,7 +229,7 @@
     <w:r>
       <w:tab/>
       <w:tab/>
-      <w:t>2025-07-12</w:t>
+      <w:t>2025-07-13</w:t>
       <w:br/>
       <w:br/>
     </w:r>

--- a/tillsyn/A 6917-2025 tillsynsbegäran.docx
+++ b/tillsyn/A 6917-2025 tillsynsbegäran.docx
@@ -229,7 +229,7 @@
     <w:r>
       <w:tab/>
       <w:tab/>
-      <w:t>2025-07-13</w:t>
+      <w:t>2025-07-14</w:t>
       <w:br/>
       <w:br/>
     </w:r>

--- a/tillsyn/A 6917-2025 tillsynsbegäran.docx
+++ b/tillsyn/A 6917-2025 tillsynsbegäran.docx
@@ -229,7 +229,7 @@
     <w:r>
       <w:tab/>
       <w:tab/>
-      <w:t>2025-08-06</w:t>
+      <w:t>2025-08-09</w:t>
       <w:br/>
       <w:br/>
     </w:r>
